--- a/Introduccion a la Ingenieria/Kit docente/Clase 2/Guion Docente Clase 2 - Historia y evolucion de la Ingenieria.docx
+++ b/Introduccion a la Ingenieria/Kit docente/Clase 2/Guion Docente Clase 2 - Historia y evolucion de la Ingenieria.docx
@@ -477,17 +477,7 @@
           <w:color w:val="4A4A49"/>
           <w:sz w:val="22"/>
         </w:rPr>
-        <w:t>La pregunta de apertura —«un proyecto de software se pasa del plazo y del presupuesto, ¿es un problema de 2026 o de 1968?»— está formulada para producir una respuesta equivocada. Casi todo el grupo va a decir que es de 2026, porque la intuición de un estudiante de primer semestre es que la historia de la tecnología es una escalera: cada década resuelve los problemas de la anterior. Esa intuición es la que hay que romper hoy, porque de ella se deriva una creencia más dañina: que basta con aprender la herramienta nueva.</w:t>
-      </w:r>
-    </w:p>
-    <w:p>
-      <w:r>
-        <w:rPr>
-          <w:b w:val="0"/>
-          <w:color w:val="4A4A49"/>
-          <w:sz w:val="22"/>
-        </w:rPr>
-        <w:t>Los primeros diez minutos, mientras se conectan, sirven para recoger esas respuestas en el muro. No hay que corregir ninguna. En el minuto 25, cuando ya esté contada la conferencia de Garmisch de 1968, se vuelve al muro y se lee en voz alta lo que escribieron. El contraste hace el trabajo solo: el problema que el grupo cree contemporáneo tiene casi sesenta años y un nombre propio.</w:t>
+        <w:t>Proyectado en la lamina «La pregunta de entrada y para qué sirve incomodar con una fecha» (7 vinetas).</w:t>
       </w:r>
     </w:p>
     <w:p>
@@ -510,69 +500,20 @@
           <w:color w:val="4A4A49"/>
           <w:sz w:val="22"/>
         </w:rPr>
-        <w:t xml:space="preserve">Hay una diferencia grande entre contar la historia de la informática y contar la historia de la ingeniería de sistemas. La primera es una historia de máquinas: válvulas, transistores, circuitos integrados, microprocesadores. Es la que el estudiante espera y es la menos útil, porque sugiere que el progreso viene del hardware. La segunda es una historia de </w:t>
+        <w:t>Proyectado en la lamina «Por qué la disciplina nace de un fracaso y no de un invento (1/2)» (8 vinetas).</w:t>
       </w:r>
-      <w:r>
-        <w:rPr>
-          <w:b/>
-          <w:color w:val="4A4A49"/>
-          <w:sz w:val="22"/>
-        </w:rPr>
-        <w:t>fracasos de organización</w:t>
-      </w:r>
+    </w:p>
+    <w:p>
+      <w:pPr>
+        <w:pStyle w:val="ListBullet"/>
+      </w:pPr>
       <w:r>
         <w:rPr>
           <w:b w:val="0"/>
           <w:color w:val="4A4A49"/>
           <w:sz w:val="22"/>
         </w:rPr>
-        <w:t>, y es la que explica por qué existe la carrera que el estudiante está empezando.</w:t>
-      </w:r>
-    </w:p>
-    <w:p>
-      <w:r>
-        <w:rPr>
-          <w:b w:val="0"/>
-          <w:color w:val="4A4A49"/>
-          <w:sz w:val="22"/>
-        </w:rPr>
-        <w:t>En los años cuarenta y cincuenta el cuello de botella era la máquina. Programar el ENIAC significaba reconfigurar cables físicamente; escribir en lenguaje de máquina era lento porque la máquina era lo escaso y lo caro. Fortran (1957) y COBOL (1959) atacan exactamente ese problema: permitir decirle algo a la máquina sin hablar su idioma. Hasta aquí el trabajo lo hace una persona o un puñado de personas, y el método no importa mucho porque el problema cabe en una cabeza.</w:t>
-      </w:r>
-    </w:p>
-    <w:p>
-      <w:r>
-        <w:rPr>
-          <w:b w:val="0"/>
-          <w:color w:val="4A4A49"/>
-          <w:sz w:val="22"/>
-        </w:rPr>
-        <w:t xml:space="preserve">En los años sesenta pasa algo que cambia la naturaleza del problema: el hardware se abarata y se vuelve más capaz, y entonces se vuelven pensables sistemas que antes no lo eran. El sistema de reservas aéreas SABRE, el software de navegación del programa Apollo, el sistema operativo OS/360 de IBM. Son proyectos de cientos y hasta miles de personas y de varios años. Y fracasan de forma espectacular en plazo y en costo, no porque las máquinas fueran lentas, sino porque </w:t>
-      </w:r>
-      <w:r>
-        <w:rPr>
-          <w:b/>
-          <w:color w:val="4A4A49"/>
-          <w:sz w:val="22"/>
-        </w:rPr>
-        <w:t>nadie sabía cómo coordinar a mil personas construyendo una sola cosa que nadie puede ver ni tocar</w:t>
-      </w:r>
-      <w:r>
-        <w:rPr>
-          <w:b w:val="0"/>
-          <w:color w:val="4A4A49"/>
-          <w:sz w:val="22"/>
-        </w:rPr>
-        <w:t>. Fred Brooks, que dirigió el OS/360, escribió después el libro que explica por qué.</w:t>
-      </w:r>
-    </w:p>
-    <w:p>
-      <w:r>
-        <w:rPr>
-          <w:b w:val="0"/>
-          <w:color w:val="4A4A49"/>
-          <w:sz w:val="22"/>
-        </w:rPr>
-        <w:t xml:space="preserve">En 1968 la OTAN convoca una conferencia en Garmisch para hablar del asunto, y ahí se populariza el término «ingeniería de software». Vale la pena detenerse en que el término era una </w:t>
+        <w:t xml:space="preserve">Vale la pena detenerse en que el término era una </w:t>
       </w:r>
       <w:r>
         <w:rPr>
@@ -588,7 +529,7 @@
           <w:color w:val="4A4A49"/>
           <w:sz w:val="22"/>
         </w:rPr>
-        <w:t>: si construir software se parece a construir un puente, entonces debería tener método, estándares, mediciones y responsabilidad profesional, en vez de depender del talento de individuos. Ese es el momento fundacional que el estudiante tiene que recordar: la disciplina no nace de una máquina nueva, nace del reconocimiento público de que se estaba trabajando mal.</w:t>
+        <w:t>: si construir software se parece a construir un puente, entonces debería tener método, estándares, mediciones y responsabilidad profesional, en vez de depender del talento de individuos.</w:t>
       </w:r>
     </w:p>
     <w:p>
@@ -611,137 +552,7 @@
           <w:color w:val="4A4A49"/>
           <w:sz w:val="22"/>
         </w:rPr>
-        <w:t xml:space="preserve">La tarjeta de 1945–1957 se cuenta rápido: arquitectura de von Neumann (programa y datos en la misma memoria, que es la razón por la que un computador puede cargar cualquier programa) y los primeros lenguajes de alto nivel. El punto no es memorizar nombres, es entender que el problema de la época era </w:t>
-      </w:r>
-      <w:r>
-        <w:rPr>
-          <w:b/>
-          <w:color w:val="4A4A49"/>
-          <w:sz w:val="22"/>
-        </w:rPr>
-        <w:t>traducir</w:t>
-      </w:r>
-      <w:r>
-        <w:rPr>
-          <w:b w:val="0"/>
-          <w:color w:val="4A4A49"/>
-          <w:sz w:val="22"/>
-        </w:rPr>
-        <w:t>.</w:t>
-      </w:r>
-    </w:p>
-    <w:p>
-      <w:r>
-        <w:rPr>
-          <w:b w:val="0"/>
-          <w:color w:val="4A4A49"/>
-          <w:sz w:val="22"/>
-        </w:rPr>
-        <w:t>1968 es el hito central de la clase y merece la mitad del tiempo. Se cuenta como está arriba: los tres proyectos que fracasaron, la conferencia, el término. Si el docente solo alcanza a contar un hito bien, que sea este.</w:t>
-      </w:r>
-    </w:p>
-    <w:p>
-      <w:r>
-        <w:rPr>
-          <w:b w:val="0"/>
-          <w:color w:val="4A4A49"/>
-          <w:sz w:val="22"/>
-        </w:rPr>
-        <w:t xml:space="preserve">1970 es Winston Royce y el esquema que el mundo llamó «cascada». Aquí hay que ser preciso porque es el error histórico más repetido en las clases de ingeniería: Royce dibujó el esquema lineal para decir que </w:t>
-      </w:r>
-      <w:r>
-        <w:rPr>
-          <w:b/>
-          <w:color w:val="4A4A49"/>
-          <w:sz w:val="22"/>
-        </w:rPr>
-        <w:t>así no se debe hacer</w:t>
-      </w:r>
-      <w:r>
-        <w:rPr>
-          <w:b w:val="0"/>
-          <w:color w:val="4A4A49"/>
-          <w:sz w:val="22"/>
-        </w:rPr>
-        <w:t>, y propuso hacerlo dos veces, con prototipo y retroalimentación. La industria se quedó con el dibujo y tiró la advertencia. La lección para el estudiante es doble: sobre el ciclo de vida (que se ve en la sesión 7) y sobre cómo se deforman las ideas cuando se citan de segunda mano.</w:t>
-      </w:r>
-    </w:p>
-    <w:p>
-      <w:r>
-        <w:rPr>
-          <w:b w:val="0"/>
-          <w:color w:val="4A4A49"/>
-          <w:sz w:val="22"/>
-        </w:rPr>
-        <w:t xml:space="preserve">1975 es Brooks y «The Mythical Man-Month». La idea que hay que dejar es contraintuitiva y utilísima para un curso donde se trabaja en equipos de cinco: </w:t>
-      </w:r>
-      <w:r>
-        <w:rPr>
-          <w:b/>
-          <w:color w:val="4A4A49"/>
-          <w:sz w:val="22"/>
-        </w:rPr>
-        <w:t>agregar gente a un proyecto atrasado lo atrasa más</w:t>
-      </w:r>
-      <w:r>
-        <w:rPr>
-          <w:b w:val="0"/>
-          <w:color w:val="4A4A49"/>
-          <w:sz w:val="22"/>
-        </w:rPr>
-        <w:t>, porque los canales de comunicación crecen mucho más rápido que las personas. Con 5 personas hay 10 parejas que se tienen que entender; con 10 personas hay 45. Es un dato verificable con una fórmula de bachillerato y explica por qué en este curso los equipos son de cinco y no de diez.</w:t>
-      </w:r>
-    </w:p>
-    <w:p>
-      <w:r>
-        <w:rPr>
-          <w:b w:val="0"/>
-          <w:color w:val="4A4A49"/>
-          <w:sz w:val="22"/>
-        </w:rPr>
-        <w:t xml:space="preserve">1991–2001 junta software libre (Linux, y con él la idea de que miles de personas que no se conocen pueden construir algo serio si el proceso es público) y el Manifiesto Ágil de 2001. El problema que atacan es el mismo: </w:t>
-      </w:r>
-      <w:r>
-        <w:rPr>
-          <w:b/>
-          <w:color w:val="4A4A49"/>
-          <w:sz w:val="22"/>
-        </w:rPr>
-        <w:t>los requisitos cambian mientras se construye</w:t>
-      </w:r>
-      <w:r>
-        <w:rPr>
-          <w:b w:val="0"/>
-          <w:color w:val="4A4A49"/>
-          <w:sz w:val="22"/>
-        </w:rPr>
-        <w:t>, y un plan de dos años escrito el primer día es una obra de ficción. Ágil no elimina las fases, cambia su tamaño.</w:t>
-      </w:r>
-    </w:p>
-    <w:p>
-      <w:r>
-        <w:rPr>
-          <w:b w:val="0"/>
-          <w:color w:val="4A4A49"/>
-          <w:sz w:val="22"/>
-        </w:rPr>
-        <w:t xml:space="preserve">2006 en adelante es la nube y los datos. Aquí el problema muda otra vez y es importante que el estudiante lo note, porque es el problema de su generación: cuando alquilar mil servidores por hora cuesta poco y una biblioteca de IA se instala en un comando, la pregunta técnica «¿se puede construir?» deja de ser la difícil. La difícil es </w:t>
-      </w:r>
-      <w:r>
-        <w:rPr>
-          <w:b/>
-          <w:color w:val="4A4A49"/>
-          <w:sz w:val="22"/>
-        </w:rPr>
-        <w:t>«¿se debe construir, a quién afecta y quién responde?»</w:t>
-      </w:r>
-      <w:r>
-        <w:rPr>
-          <w:b w:val="0"/>
-          <w:color w:val="4A4A49"/>
-          <w:sz w:val="22"/>
-        </w:rPr>
-        <w:t>. Esa pregunta es el hilo de las Clases 4, 5 y 13.</w:t>
+        <w:t>Proyectado en la lamina «Por qué la disciplina nace de un fracaso y no de un invento (2/2)» (7 vinetas).</w:t>
       </w:r>
     </w:p>
     <w:p>
@@ -764,59 +575,7 @@
           <w:color w:val="4A4A49"/>
           <w:sz w:val="22"/>
         </w:rPr>
-        <w:t>Las cuatro preguntas (qué dolía, qué propuso, qué resolvió, qué sigue vivo) son el método de trabajo del taller y conviene dictarlas como método, no como curiosidad. Las tres primeras se pueden buscar; la cuarta exige pensar, y por eso es la que más pesa en la rúbrica. Un equipo puede escribir «1975: Brooks dijo que agregar gente atrasa el proyecto» y estar en lo correcto sin haber entendido nada. La cuarta pregunta obliga a decir algo como «sigue vivo porque cuando nuestro equipo se atrasó en el taller de la sesión anterior, la reacción natural fue pedir ayuda a otro equipo, y eso nos costó veinte minutos de explicar el contexto».</w:t>
-      </w:r>
-    </w:p>
-    <w:p>
-      <w:r>
-        <w:rPr>
-          <w:b w:val="0"/>
-          <w:color w:val="4A4A49"/>
-          <w:sz w:val="22"/>
-        </w:rPr>
-        <w:t xml:space="preserve">Las tres aclaraciones de la última diapositiva de teoría hay que decirlas en voz alta aunque parezcan detalles, porque son las tres cosas que el estudiante va a encontrar mal contadas en el primer video o resumen que busque en internet. Advertirlas hoy le da una herramienta que sirve para todo el curso: </w:t>
-      </w:r>
-      <w:r>
-        <w:rPr>
-          <w:b/>
-          <w:color w:val="4A4A49"/>
-          <w:sz w:val="22"/>
-        </w:rPr>
-        <w:t>cuando una fuente cuenta una idea histórica sin decir quién la dijo y contra qué discutía, conviene desconfiar</w:t>
-      </w:r>
-      <w:r>
-        <w:rPr>
-          <w:b w:val="0"/>
-          <w:color w:val="4A4A49"/>
-          <w:sz w:val="22"/>
-        </w:rPr>
-        <w:t>.</w:t>
-      </w:r>
-    </w:p>
-    <w:p>
-      <w:r>
-        <w:rPr>
-          <w:b w:val="0"/>
-          <w:color w:val="4A4A49"/>
-          <w:sz w:val="22"/>
-        </w:rPr>
-        <w:t xml:space="preserve">Sobre la tercera aclaración conviene ser honesto en el aula y no inflarla. Los informes de la industria sobre fracaso de proyectos usan definiciones distintas de «fracaso» y sus cifras varían mucho entre ediciones y entre fuentes. Lo que sí se puede afirmar sin exagerar es que </w:t>
-      </w:r>
-      <w:r>
-        <w:rPr>
-          <w:b/>
-          <w:color w:val="4A4A49"/>
-          <w:sz w:val="22"/>
-        </w:rPr>
-        <w:t>el fracaso por plazo, costo y alcance sigue siendo un problema reportado sistemáticamente</w:t>
-      </w:r>
-      <w:r>
-        <w:rPr>
-          <w:b w:val="0"/>
-          <w:color w:val="4A4A49"/>
-          <w:sz w:val="22"/>
-        </w:rPr>
-        <w:t>, y que ninguna metodología ha declarado el problema cerrado. Si un equipo trae una cifra de internet, se le pide la fuente y el año: es el primer ejercicio de rigor bibliográfico del curso.</w:t>
+        <w:t>Proyectado en la lamina «Los seis hitos: qué decir de cada uno en dos minutos (1/3)» (5 vinetas).</w:t>
       </w:r>
     </w:p>
     <w:p>
@@ -829,7 +588,7 @@
           <w:color w:val="1A1C1D"/>
           <w:sz w:val="32"/>
         </w:rPr>
-        <w:t>El taller, la exposición y por qué las cinco líneas de tiempo se suman - diapositivas 10 y 11</w:t>
+        <w:t>El taller, la exposición y por qué las cinco líneas de tiempo se suman - diapositivas 20 y 21</w:t>
       </w:r>
     </w:p>
     <w:p>
@@ -839,43 +598,7 @@
           <w:color w:val="4A4A49"/>
           <w:sz w:val="22"/>
         </w:rPr>
-        <w:t>Cada equipo recibe un periodo distinto y arma su tramo de línea de tiempo. La consecuencia es que las cinco exposiciones, puestas en orden histórico, producen la línea de tiempo completa de la disciplina, que es justo el trabajo independiente de la semana. Esto hay que decírselo al grupo antes de empezar: no están haciendo cinco trabajos que compiten, están armando un solo mapa por pedazos, y el pedazo de cada uno le sirve a los otros cuatro.</w:t>
-      </w:r>
-    </w:p>
-    <w:p>
-      <w:r>
-        <w:rPr>
-          <w:b w:val="0"/>
-          <w:color w:val="4A4A49"/>
-          <w:sz w:val="22"/>
-        </w:rPr>
-        <w:t xml:space="preserve">Por eso las exposiciones van </w:t>
-      </w:r>
-      <w:r>
-        <w:rPr>
-          <w:b/>
-          <w:color w:val="4A4A49"/>
-          <w:sz w:val="22"/>
-        </w:rPr>
-        <w:t>en orden histórico y no por sorteo</w:t>
-      </w:r>
-      <w:r>
-        <w:rPr>
-          <w:b w:val="0"/>
-          <w:color w:val="4A4A49"/>
-          <w:sz w:val="22"/>
-        </w:rPr>
-        <w:t>: el equipo del periodo 1945–1957 abre y el de 2006–hoy cierra. Cuesta lo mismo y el grupo se lleva una narración en vez de cinco fragmentos. El docente escribe el orden en el chat antes de que empiecen.</w:t>
-      </w:r>
-    </w:p>
-    <w:p>
-      <w:r>
-        <w:rPr>
-          <w:b w:val="0"/>
-          <w:color w:val="4A4A49"/>
-          <w:sz w:val="22"/>
-        </w:rPr>
-        <w:t>El taller pide cuatro hitos por periodo, no más. La tentación del equipo será meter diez fechas para verse completo, y el resultado es una línea de tiempo que nadie puede exponer en tres minutos. Cuatro hitos bien leídos, con su «qué sigue vivo», valen mucho más y es lo que la rúbrica premia.</w:t>
+        <w:t>Proyectado en la lamina «Los seis hitos: qué decir de cada uno en dos minutos (2/3)» (6 vinetas).</w:t>
       </w:r>
     </w:p>
     <w:p>
@@ -1033,6 +756,136 @@
           <w:sz w:val="22"/>
         </w:rPr>
         <w:t>Tres cosas que se repiten y son falsas</w:t>
+      </w:r>
+    </w:p>
+    <w:p>
+      <w:pPr>
+        <w:pStyle w:val="ListNumber"/>
+      </w:pPr>
+      <w:r>
+        <w:rPr>
+          <w:b w:val="0"/>
+          <w:color w:val="4A4A49"/>
+          <w:sz w:val="22"/>
+        </w:rPr>
+        <w:t>La pregunta de entrada y para qué sirve incomodar con una fecha</w:t>
+      </w:r>
+    </w:p>
+    <w:p>
+      <w:pPr>
+        <w:pStyle w:val="ListNumber"/>
+      </w:pPr>
+      <w:r>
+        <w:rPr>
+          <w:b w:val="0"/>
+          <w:color w:val="4A4A49"/>
+          <w:sz w:val="22"/>
+        </w:rPr>
+        <w:t>Por qué la disciplina nace de un fracaso y no de un invento (1/2)</w:t>
+      </w:r>
+    </w:p>
+    <w:p>
+      <w:pPr>
+        <w:pStyle w:val="ListNumber"/>
+      </w:pPr>
+      <w:r>
+        <w:rPr>
+          <w:b w:val="0"/>
+          <w:color w:val="4A4A49"/>
+          <w:sz w:val="22"/>
+        </w:rPr>
+        <w:t>Por qué la disciplina nace de un fracaso y no de un invento (2/2)</w:t>
+      </w:r>
+    </w:p>
+    <w:p>
+      <w:pPr>
+        <w:pStyle w:val="ListNumber"/>
+      </w:pPr>
+      <w:r>
+        <w:rPr>
+          <w:b w:val="0"/>
+          <w:color w:val="4A4A49"/>
+          <w:sz w:val="22"/>
+        </w:rPr>
+        <w:t>Los seis hitos: qué decir de cada uno en dos minutos (1/3)</w:t>
+      </w:r>
+    </w:p>
+    <w:p>
+      <w:pPr>
+        <w:pStyle w:val="ListNumber"/>
+      </w:pPr>
+      <w:r>
+        <w:rPr>
+          <w:b w:val="0"/>
+          <w:color w:val="4A4A49"/>
+          <w:sz w:val="22"/>
+        </w:rPr>
+        <w:t>Los seis hitos: qué decir de cada uno en dos minutos (2/3)</w:t>
+      </w:r>
+    </w:p>
+    <w:p>
+      <w:pPr>
+        <w:pStyle w:val="ListNumber"/>
+      </w:pPr>
+      <w:r>
+        <w:rPr>
+          <w:b w:val="0"/>
+          <w:color w:val="4A4A49"/>
+          <w:sz w:val="22"/>
+        </w:rPr>
+        <w:t>Los seis hitos: qué decir de cada uno en dos minutos (3/3)</w:t>
+      </w:r>
+    </w:p>
+    <w:p>
+      <w:pPr>
+        <w:pStyle w:val="ListNumber"/>
+      </w:pPr>
+      <w:r>
+        <w:rPr>
+          <w:b w:val="0"/>
+          <w:color w:val="4A4A49"/>
+          <w:sz w:val="22"/>
+        </w:rPr>
+        <w:t>El método de lectura de un hito y por qué la cuarta pregunta es la que se califica (1/2)</w:t>
+      </w:r>
+    </w:p>
+    <w:p>
+      <w:pPr>
+        <w:pStyle w:val="ListNumber"/>
+      </w:pPr>
+      <w:r>
+        <w:rPr>
+          <w:b w:val="0"/>
+          <w:color w:val="4A4A49"/>
+          <w:sz w:val="22"/>
+        </w:rPr>
+        <w:t>El método de lectura de un hito y por qué la cuarta pregunta es la que se califica (2/2)</w:t>
+      </w:r>
+    </w:p>
+    <w:p>
+      <w:pPr>
+        <w:pStyle w:val="ListNumber"/>
+      </w:pPr>
+      <w:r>
+        <w:rPr>
+          <w:b w:val="0"/>
+          <w:color w:val="4A4A49"/>
+          <w:sz w:val="22"/>
+        </w:rPr>
+        <w:t>El taller, la exposición y por qué las cinco líneas de tiempo se suman (1/2)</w:t>
+      </w:r>
+    </w:p>
+    <w:p>
+      <w:pPr>
+        <w:pStyle w:val="ListNumber"/>
+      </w:pPr>
+      <w:r>
+        <w:rPr>
+          <w:b w:val="0"/>
+          <w:color w:val="4A4A49"/>
+          <w:sz w:val="22"/>
+        </w:rPr>
+        <w:t>El taller, la exposición y por qué las cinco líneas de tiempo se suman (2/2)</w:t>
       </w:r>
     </w:p>
     <w:p>

--- a/Introduccion a la Ingenieria/Kit docente/Clase 2/Guion Docente Clase 2 - Historia y evolucion de la Ingenieria.docx
+++ b/Introduccion a la Ingenieria/Kit docente/Clase 2/Guion Docente Clase 2 - Historia y evolucion de la Ingenieria.docx
@@ -477,7 +477,33 @@
           <w:color w:val="4A4A49"/>
           <w:sz w:val="22"/>
         </w:rPr>
-        <w:t>Proyectado en la lamina «La pregunta de entrada y para qué sirve incomodar con una fecha» (7 vinetas).</w:t>
+        <w:t>Proyectado en la lamina «La pregunta de entrada y para qué sirve incomodar con una fecha» (5 vinetas).</w:t>
+      </w:r>
+    </w:p>
+    <w:p>
+      <w:pPr>
+        <w:pStyle w:val="ListBullet"/>
+      </w:pPr>
+      <w:r>
+        <w:rPr>
+          <w:b w:val="0"/>
+          <w:color w:val="4A4A49"/>
+          <w:sz w:val="22"/>
+        </w:rPr>
+        <w:t>Esa intuición es la que hay que romper hoy, porque de ella se deriva una creencia más dañina: que basta con aprender la herramienta nueva.</w:t>
+      </w:r>
+    </w:p>
+    <w:p>
+      <w:pPr>
+        <w:pStyle w:val="ListBullet"/>
+      </w:pPr>
+      <w:r>
+        <w:rPr>
+          <w:b w:val="0"/>
+          <w:color w:val="4A4A49"/>
+          <w:sz w:val="22"/>
+        </w:rPr>
+        <w:t>Los primeros diez minutos, mientras se conectan, sirven para recoger esas respuestas en el muro.</w:t>
       </w:r>
     </w:p>
     <w:p>
@@ -500,7 +526,130 @@
           <w:color w:val="4A4A49"/>
           <w:sz w:val="22"/>
         </w:rPr>
-        <w:t>Proyectado en la lamina «Por qué la disciplina nace de un fracaso y no de un invento (1/2)» (8 vinetas).</w:t>
+        <w:t>Proyectado en la lamina «Por qué la disciplina nace de un fracaso y no de un invento (1/2)» (4 vinetas).</w:t>
+      </w:r>
+    </w:p>
+    <w:p>
+      <w:pPr>
+        <w:pStyle w:val="ListBullet"/>
+      </w:pPr>
+      <w:r>
+        <w:rPr>
+          <w:b w:val="0"/>
+          <w:color w:val="4A4A49"/>
+          <w:sz w:val="22"/>
+        </w:rPr>
+        <w:t>Hay una diferencia grande entre contar la historia de la informática y contar la historia de la ingeniería de sistemas.</w:t>
+      </w:r>
+    </w:p>
+    <w:p>
+      <w:pPr>
+        <w:pStyle w:val="ListBullet"/>
+      </w:pPr>
+      <w:r>
+        <w:rPr>
+          <w:b w:val="0"/>
+          <w:color w:val="4A4A49"/>
+          <w:sz w:val="22"/>
+        </w:rPr>
+        <w:t>Es la que el estudiante espera y es la menos útil, porque sugiere que el progreso viene del hardware.</w:t>
+      </w:r>
+    </w:p>
+    <w:p>
+      <w:pPr>
+        <w:pStyle w:val="ListBullet"/>
+      </w:pPr>
+      <w:r>
+        <w:rPr>
+          <w:b w:val="0"/>
+          <w:color w:val="4A4A49"/>
+          <w:sz w:val="22"/>
+        </w:rPr>
+        <w:t xml:space="preserve">La segunda es una historia de </w:t>
+      </w:r>
+      <w:r>
+        <w:rPr>
+          <w:b/>
+          <w:color w:val="4A4A49"/>
+          <w:sz w:val="22"/>
+        </w:rPr>
+        <w:t>fracasos de organización</w:t>
+      </w:r>
+      <w:r>
+        <w:rPr>
+          <w:b w:val="0"/>
+          <w:color w:val="4A4A49"/>
+          <w:sz w:val="22"/>
+        </w:rPr>
+        <w:t>, y es la que explica por qué existe la carrera que el estudiante está empezando.</w:t>
+      </w:r>
+    </w:p>
+    <w:p>
+      <w:pPr>
+        <w:pStyle w:val="ListBullet"/>
+      </w:pPr>
+      <w:r>
+        <w:rPr>
+          <w:b w:val="0"/>
+          <w:color w:val="4A4A49"/>
+          <w:sz w:val="22"/>
+        </w:rPr>
+        <w:t>En los años cuarenta y cincuenta el cuello de botella era la máquina.</w:t>
+      </w:r>
+    </w:p>
+    <w:p>
+      <w:pPr>
+        <w:pStyle w:val="ListBullet"/>
+      </w:pPr>
+      <w:r>
+        <w:rPr>
+          <w:b w:val="0"/>
+          <w:color w:val="4A4A49"/>
+          <w:sz w:val="22"/>
+        </w:rPr>
+        <w:t>Programar el ENIAC significaba reconfigurar cables físicamente; escribir en lenguaje de máquina era lento porque la máquina era lo escaso y lo caro.</w:t>
+      </w:r>
+    </w:p>
+    <w:p>
+      <w:pPr>
+        <w:pStyle w:val="ListBullet"/>
+      </w:pPr>
+      <w:r>
+        <w:rPr>
+          <w:b w:val="0"/>
+          <w:color w:val="4A4A49"/>
+          <w:sz w:val="22"/>
+        </w:rPr>
+        <w:t>Hasta aquí el trabajo lo hace una persona o un puñado de personas, y el método no importa mucho porque el problema cabe en una cabeza.</w:t>
+      </w:r>
+    </w:p>
+    <w:p>
+      <w:pPr>
+        <w:pStyle w:val="ListBullet"/>
+      </w:pPr>
+      <w:r>
+        <w:rPr>
+          <w:b w:val="0"/>
+          <w:color w:val="4A4A49"/>
+          <w:sz w:val="22"/>
+        </w:rPr>
+        <w:t xml:space="preserve">Y fracasan de forma espectacular en plazo y en costo, no porque las máquinas fueran lentas, sino porque </w:t>
+      </w:r>
+      <w:r>
+        <w:rPr>
+          <w:b/>
+          <w:color w:val="4A4A49"/>
+          <w:sz w:val="22"/>
+        </w:rPr>
+        <w:t>nadie sabía cómo coordinar a mil personas construyendo una sola cosa que nadie puede ver ni tocar</w:t>
+      </w:r>
+      <w:r>
+        <w:rPr>
+          <w:b w:val="0"/>
+          <w:color w:val="4A4A49"/>
+          <w:sz w:val="22"/>
+        </w:rPr>
+        <w:t>.</w:t>
       </w:r>
     </w:p>
     <w:p>
@@ -552,7 +701,7 @@
           <w:color w:val="4A4A49"/>
           <w:sz w:val="22"/>
         </w:rPr>
-        <w:t>Proyectado en la lamina «Por qué la disciplina nace de un fracaso y no de un invento (2/2)» (7 vinetas).</w:t>
+        <w:t>Proyectado en la lamina «Por qué la disciplina nace de un fracaso y no de un invento (2/2)» (4 vinetas).</w:t>
       </w:r>
     </w:p>
     <w:p>
@@ -580,6 +729,32 @@
     </w:p>
     <w:p>
       <w:pPr>
+        <w:pStyle w:val="ListBullet"/>
+      </w:pPr>
+      <w:r>
+        <w:rPr>
+          <w:b w:val="0"/>
+          <w:color w:val="4A4A49"/>
+          <w:sz w:val="22"/>
+        </w:rPr>
+        <w:t>La industria se quedó con el dibujo y tiró la advertencia.</w:t>
+      </w:r>
+    </w:p>
+    <w:p>
+      <w:pPr>
+        <w:pStyle w:val="ListBullet"/>
+      </w:pPr>
+      <w:r>
+        <w:rPr>
+          <w:b w:val="0"/>
+          <w:color w:val="4A4A49"/>
+          <w:sz w:val="22"/>
+        </w:rPr>
+        <w:t>Esa pregunta es el hilo de las Clases 4, 5 y 13.</w:t>
+      </w:r>
+    </w:p>
+    <w:p>
+      <w:pPr>
         <w:spacing w:before="200" w:after="60"/>
       </w:pPr>
       <w:r>
@@ -588,7 +763,7 @@
           <w:color w:val="1A1C1D"/>
           <w:sz w:val="32"/>
         </w:rPr>
-        <w:t>El taller, la exposición y por qué las cinco líneas de tiempo se suman - diapositivas 20 y 21</w:t>
+        <w:t>El taller, la exposición y por qué las cinco líneas de tiempo se suman - diapositivas 19 y 20</w:t>
       </w:r>
     </w:p>
     <w:p>
@@ -598,7 +773,7 @@
           <w:color w:val="4A4A49"/>
           <w:sz w:val="22"/>
         </w:rPr>
-        <w:t>Proyectado en la lamina «Los seis hitos: qué decir de cada uno en dos minutos (2/3)» (6 vinetas).</w:t>
+        <w:t>Proyectado en la lamina «Los seis hitos: qué decir de cada uno en dos minutos (2/3)» (5 vinetas).</w:t>
       </w:r>
     </w:p>
     <w:p>
@@ -872,20 +1047,7 @@
           <w:color w:val="4A4A49"/>
           <w:sz w:val="22"/>
         </w:rPr>
-        <w:t>El taller, la exposición y por qué las cinco líneas de tiempo se suman (1/2)</w:t>
-      </w:r>
-    </w:p>
-    <w:p>
-      <w:pPr>
-        <w:pStyle w:val="ListNumber"/>
-      </w:pPr>
-      <w:r>
-        <w:rPr>
-          <w:b w:val="0"/>
-          <w:color w:val="4A4A49"/>
-          <w:sz w:val="22"/>
-        </w:rPr>
-        <w:t>El taller, la exposición y por qué las cinco líneas de tiempo se suman (2/2)</w:t>
+        <w:t>El taller, la exposición y por qué las cinco líneas de tiempo se suman</w:t>
       </w:r>
     </w:p>
     <w:p>

--- a/Introduccion a la Ingenieria/Kit docente/Clase 2/Guion Docente Clase 2 - Historia y evolucion de la Ingenieria.docx
+++ b/Introduccion a la Ingenieria/Kit docente/Clase 2/Guion Docente Clase 2 - Historia y evolucion de la Ingenieria.docx
@@ -763,7 +763,7 @@
           <w:color w:val="1A1C1D"/>
           <w:sz w:val="32"/>
         </w:rPr>
-        <w:t>El taller, la exposición y por qué las cinco líneas de tiempo se suman - diapositivas 19 y 20</w:t>
+        <w:t>El taller, la exposición y por qué las cinco líneas de tiempo se suman - diapositivas 21 y 22</w:t>
       </w:r>
     </w:p>
     <w:p>
@@ -1048,6 +1048,32 @@
           <w:sz w:val="22"/>
         </w:rPr>
         <w:t>El taller, la exposición y por qué las cinco líneas de tiempo se suman</w:t>
+      </w:r>
+    </w:p>
+    <w:p>
+      <w:pPr>
+        <w:pStyle w:val="ListNumber"/>
+      </w:pPr>
+      <w:r>
+        <w:rPr>
+          <w:b w:val="0"/>
+          <w:color w:val="4A4A49"/>
+          <w:sz w:val="22"/>
+        </w:rPr>
+        <w:t>Plantilla del entregable: los 5 bloques</w:t>
+      </w:r>
+    </w:p>
+    <w:p>
+      <w:pPr>
+        <w:pStyle w:val="ListNumber"/>
+      </w:pPr>
+      <w:r>
+        <w:rPr>
+          <w:b w:val="0"/>
+          <w:color w:val="4A4A49"/>
+          <w:sz w:val="22"/>
+        </w:rPr>
+        <w:t>Guion de la exposicion, con tiempos</w:t>
       </w:r>
     </w:p>
     <w:p>

--- a/Introduccion a la Ingenieria/Kit docente/Clase 2/Guion Docente Clase 2 - Historia y evolucion de la Ingenieria.docx
+++ b/Introduccion a la Ingenieria/Kit docente/Clase 2/Guion Docente Clase 2 - Historia y evolucion de la Ingenieria.docx
@@ -10,6 +10,48 @@
           <w:sz w:val="44"/>
         </w:rPr>
         <w:t>Guion docente — Clase 2: Historia y evolución de la Ingeniería</w:t>
+      </w:r>
+    </w:p>
+    <w:p>
+      <w:pPr>
+        <w:ind w:left="432"/>
+        <w:shd w:val="clear" w:fill="F7F7F8"/>
+      </w:pPr>
+      <w:r>
+        <w:rPr>
+          <w:b/>
+          <w:i/>
+          <w:color w:val="4A4A49"/>
+          <w:sz w:val="21"/>
+        </w:rPr>
+        <w:t>Guion de tiempos y desarrollo de la clase.</w:t>
+      </w:r>
+      <w:r>
+        <w:rPr>
+          <w:b w:val="0"/>
+          <w:i/>
+          <w:color w:val="4A4A49"/>
+          <w:sz w:val="21"/>
+        </w:rPr>
+        <w:t xml:space="preserve"> Dice qué franja es, qué lámina está en pantalla y qué se hace. </w:t>
+      </w:r>
+      <w:r>
+        <w:rPr>
+          <w:b/>
+          <w:i/>
+          <w:color w:val="4A4A49"/>
+          <w:sz w:val="21"/>
+        </w:rPr>
+        <w:t>Los conceptos y las respuestas a las preguntas de cada lámina están en las NOTAS DEL PRESENTADOR del deck</w:t>
+      </w:r>
+      <w:r>
+        <w:rPr>
+          <w:b w:val="0"/>
+          <w:i/>
+          <w:color w:val="4A4A49"/>
+          <w:sz w:val="21"/>
+        </w:rPr>
+        <w:t xml:space="preserve"> (en PowerPoint: vista del presentador, o Ver → Notas), debajo de la lámina donde hacen falta.</w:t>
       </w:r>
     </w:p>
     <w:p>
@@ -428,7 +470,7 @@
           <w:color w:val="1A1C1D"/>
           <w:sz w:val="32"/>
         </w:rPr>
-        <w:t>Fundamento teórico para el docente</w:t>
+        <w:t>Dónde está cada concepto</w:t>
       </w:r>
     </w:p>
     <w:p>
@@ -438,15 +480,20 @@
           <w:color w:val="4A4A49"/>
           <w:sz w:val="22"/>
         </w:rPr>
-        <w:t xml:space="preserve">Esta sección está escrita para dictar la clase </w:t>
+        <w:t>Debajo de estas láminas, en las notas del presentador:</w:t>
       </w:r>
+    </w:p>
+    <w:p>
+      <w:pPr>
+        <w:pStyle w:val="ListBullet"/>
+      </w:pPr>
       <w:r>
         <w:rPr>
           <w:b/>
           <w:color w:val="4A4A49"/>
           <w:sz w:val="22"/>
         </w:rPr>
-        <w:t>sin consultar otra fuente</w:t>
+        <w:t>La pregunta de entrada y para qué sirve incomodar con una fecha</w:t>
       </w:r>
       <w:r>
         <w:rPr>
@@ -454,7 +501,91 @@
           <w:color w:val="4A4A49"/>
           <w:sz w:val="22"/>
         </w:rPr>
-        <w:t>, y va dividida por diapositiva: cada bloque dice a qué diapositiva corresponde.</w:t>
+        <w:t xml:space="preserve"> → diapositiva 4</w:t>
+      </w:r>
+    </w:p>
+    <w:p>
+      <w:pPr>
+        <w:pStyle w:val="ListBullet"/>
+      </w:pPr>
+      <w:r>
+        <w:rPr>
+          <w:b/>
+          <w:color w:val="4A4A49"/>
+          <w:sz w:val="22"/>
+        </w:rPr>
+        <w:t>Por qué la disciplina nace de un fracaso y no de un invento</w:t>
+      </w:r>
+      <w:r>
+        <w:rPr>
+          <w:b w:val="0"/>
+          <w:color w:val="4A4A49"/>
+          <w:sz w:val="22"/>
+        </w:rPr>
+        <w:t xml:space="preserve"> → diapositivas 5 y 7</w:t>
+      </w:r>
+    </w:p>
+    <w:p>
+      <w:pPr>
+        <w:pStyle w:val="ListBullet"/>
+      </w:pPr>
+      <w:r>
+        <w:rPr>
+          <w:b/>
+          <w:color w:val="4A4A49"/>
+          <w:sz w:val="22"/>
+        </w:rPr>
+        <w:t>Los seis hitos: qué decir de cada uno en dos minutos</w:t>
+      </w:r>
+      <w:r>
+        <w:rPr>
+          <w:b w:val="0"/>
+          <w:color w:val="4A4A49"/>
+          <w:sz w:val="22"/>
+        </w:rPr>
+        <w:t xml:space="preserve"> → diapositiva 8</w:t>
+      </w:r>
+    </w:p>
+    <w:p>
+      <w:pPr>
+        <w:pStyle w:val="ListBullet"/>
+      </w:pPr>
+      <w:r>
+        <w:rPr>
+          <w:b/>
+          <w:color w:val="4A4A49"/>
+          <w:sz w:val="22"/>
+        </w:rPr>
+        <w:t>El método de lectura de un hito y por qué la cuarta pregunta es la que se califica</w:t>
+      </w:r>
+      <w:r>
+        <w:rPr>
+          <w:b w:val="0"/>
+          <w:color w:val="4A4A49"/>
+          <w:sz w:val="22"/>
+        </w:rPr>
+        <w:t xml:space="preserve"> → diapositivas 10 y 12</w:t>
+      </w:r>
+    </w:p>
+    <w:p>
+      <w:pPr>
+        <w:pStyle w:val="ListBullet"/>
+      </w:pPr>
+      <w:r>
+        <w:rPr>
+          <w:b/>
+          <w:color w:val="4A4A49"/>
+          <w:sz w:val="22"/>
+        </w:rPr>
+        <w:t>El taller, la exposición y por qué las cinco líneas de tiempo se suman</w:t>
+      </w:r>
+      <w:r>
+        <w:rPr>
+          <w:b w:val="0"/>
+          <w:color w:val="4A4A49"/>
+          <w:sz w:val="22"/>
+        </w:rPr>
+        <w:t xml:space="preserve"> → diapositivas 13 y 14</w:t>
       </w:r>
     </w:p>
     <w:p>
@@ -467,678 +598,7 @@
           <w:color w:val="1A1C1D"/>
           <w:sz w:val="32"/>
         </w:rPr>
-        <w:t>La pregunta de entrada y para qué sirve incomodar con una fecha - diapositiva 4</w:t>
-      </w:r>
-    </w:p>
-    <w:p>
-      <w:r>
-        <w:rPr>
-          <w:b w:val="0"/>
-          <w:color w:val="4A4A49"/>
-          <w:sz w:val="22"/>
-        </w:rPr>
-        <w:t>Proyectado en la lamina «La pregunta de entrada y para qué sirve incomodar con una fecha» (5 vinetas).</w:t>
-      </w:r>
-    </w:p>
-    <w:p>
-      <w:pPr>
-        <w:pStyle w:val="ListBullet"/>
-      </w:pPr>
-      <w:r>
-        <w:rPr>
-          <w:b w:val="0"/>
-          <w:color w:val="4A4A49"/>
-          <w:sz w:val="22"/>
-        </w:rPr>
-        <w:t>Esa intuición es la que hay que romper hoy, porque de ella se deriva una creencia más dañina: que basta con aprender la herramienta nueva.</w:t>
-      </w:r>
-    </w:p>
-    <w:p>
-      <w:pPr>
-        <w:pStyle w:val="ListBullet"/>
-      </w:pPr>
-      <w:r>
-        <w:rPr>
-          <w:b w:val="0"/>
-          <w:color w:val="4A4A49"/>
-          <w:sz w:val="22"/>
-        </w:rPr>
-        <w:t>Los primeros diez minutos, mientras se conectan, sirven para recoger esas respuestas en el muro.</w:t>
-      </w:r>
-    </w:p>
-    <w:p>
-      <w:pPr>
-        <w:spacing w:before="200" w:after="60"/>
-      </w:pPr>
-      <w:r>
-        <w:rPr>
-          <w:b/>
-          <w:color w:val="1A1C1D"/>
-          <w:sz w:val="32"/>
-        </w:rPr>
-        <w:t>Por qué la disciplina nace de un fracaso y no de un invento - diapositivas 5 y 6</w:t>
-      </w:r>
-    </w:p>
-    <w:p>
-      <w:r>
-        <w:rPr>
-          <w:b w:val="0"/>
-          <w:color w:val="4A4A49"/>
-          <w:sz w:val="22"/>
-        </w:rPr>
-        <w:t>Proyectado en la lamina «Por qué la disciplina nace de un fracaso y no de un invento (1/2)» (4 vinetas).</w:t>
-      </w:r>
-    </w:p>
-    <w:p>
-      <w:pPr>
-        <w:pStyle w:val="ListBullet"/>
-      </w:pPr>
-      <w:r>
-        <w:rPr>
-          <w:b w:val="0"/>
-          <w:color w:val="4A4A49"/>
-          <w:sz w:val="22"/>
-        </w:rPr>
-        <w:t>Hay una diferencia grande entre contar la historia de la informática y contar la historia de la ingeniería de sistemas.</w:t>
-      </w:r>
-    </w:p>
-    <w:p>
-      <w:pPr>
-        <w:pStyle w:val="ListBullet"/>
-      </w:pPr>
-      <w:r>
-        <w:rPr>
-          <w:b w:val="0"/>
-          <w:color w:val="4A4A49"/>
-          <w:sz w:val="22"/>
-        </w:rPr>
-        <w:t>Es la que el estudiante espera y es la menos útil, porque sugiere que el progreso viene del hardware.</w:t>
-      </w:r>
-    </w:p>
-    <w:p>
-      <w:pPr>
-        <w:pStyle w:val="ListBullet"/>
-      </w:pPr>
-      <w:r>
-        <w:rPr>
-          <w:b w:val="0"/>
-          <w:color w:val="4A4A49"/>
-          <w:sz w:val="22"/>
-        </w:rPr>
-        <w:t xml:space="preserve">La segunda es una historia de </w:t>
-      </w:r>
-      <w:r>
-        <w:rPr>
-          <w:b/>
-          <w:color w:val="4A4A49"/>
-          <w:sz w:val="22"/>
-        </w:rPr>
-        <w:t>fracasos de organización</w:t>
-      </w:r>
-      <w:r>
-        <w:rPr>
-          <w:b w:val="0"/>
-          <w:color w:val="4A4A49"/>
-          <w:sz w:val="22"/>
-        </w:rPr>
-        <w:t>, y es la que explica por qué existe la carrera que el estudiante está empezando.</w:t>
-      </w:r>
-    </w:p>
-    <w:p>
-      <w:pPr>
-        <w:pStyle w:val="ListBullet"/>
-      </w:pPr>
-      <w:r>
-        <w:rPr>
-          <w:b w:val="0"/>
-          <w:color w:val="4A4A49"/>
-          <w:sz w:val="22"/>
-        </w:rPr>
-        <w:t>En los años cuarenta y cincuenta el cuello de botella era la máquina.</w:t>
-      </w:r>
-    </w:p>
-    <w:p>
-      <w:pPr>
-        <w:pStyle w:val="ListBullet"/>
-      </w:pPr>
-      <w:r>
-        <w:rPr>
-          <w:b w:val="0"/>
-          <w:color w:val="4A4A49"/>
-          <w:sz w:val="22"/>
-        </w:rPr>
-        <w:t>Programar el ENIAC significaba reconfigurar cables físicamente; escribir en lenguaje de máquina era lento porque la máquina era lo escaso y lo caro.</w:t>
-      </w:r>
-    </w:p>
-    <w:p>
-      <w:pPr>
-        <w:pStyle w:val="ListBullet"/>
-      </w:pPr>
-      <w:r>
-        <w:rPr>
-          <w:b w:val="0"/>
-          <w:color w:val="4A4A49"/>
-          <w:sz w:val="22"/>
-        </w:rPr>
-        <w:t>Hasta aquí el trabajo lo hace una persona o un puñado de personas, y el método no importa mucho porque el problema cabe en una cabeza.</w:t>
-      </w:r>
-    </w:p>
-    <w:p>
-      <w:pPr>
-        <w:pStyle w:val="ListBullet"/>
-      </w:pPr>
-      <w:r>
-        <w:rPr>
-          <w:b w:val="0"/>
-          <w:color w:val="4A4A49"/>
-          <w:sz w:val="22"/>
-        </w:rPr>
-        <w:t xml:space="preserve">Y fracasan de forma espectacular en plazo y en costo, no porque las máquinas fueran lentas, sino porque </w:t>
-      </w:r>
-      <w:r>
-        <w:rPr>
-          <w:b/>
-          <w:color w:val="4A4A49"/>
-          <w:sz w:val="22"/>
-        </w:rPr>
-        <w:t>nadie sabía cómo coordinar a mil personas construyendo una sola cosa que nadie puede ver ni tocar</w:t>
-      </w:r>
-      <w:r>
-        <w:rPr>
-          <w:b w:val="0"/>
-          <w:color w:val="4A4A49"/>
-          <w:sz w:val="22"/>
-        </w:rPr>
-        <w:t>.</w:t>
-      </w:r>
-    </w:p>
-    <w:p>
-      <w:pPr>
-        <w:pStyle w:val="ListBullet"/>
-      </w:pPr>
-      <w:r>
-        <w:rPr>
-          <w:b w:val="0"/>
-          <w:color w:val="4A4A49"/>
-          <w:sz w:val="22"/>
-        </w:rPr>
-        <w:t xml:space="preserve">Vale la pena detenerse en que el término era una </w:t>
-      </w:r>
-      <w:r>
-        <w:rPr>
-          <w:b/>
-          <w:color w:val="4A4A49"/>
-          <w:sz w:val="22"/>
-        </w:rPr>
-        <w:t>propuesta, casi una provocación</w:t>
-      </w:r>
-      <w:r>
-        <w:rPr>
-          <w:b w:val="0"/>
-          <w:color w:val="4A4A49"/>
-          <w:sz w:val="22"/>
-        </w:rPr>
-        <w:t>: si construir software se parece a construir un puente, entonces debería tener método, estándares, mediciones y responsabilidad profesional, en vez de depender del talento de individuos.</w:t>
-      </w:r>
-    </w:p>
-    <w:p>
-      <w:pPr>
-        <w:spacing w:before="200" w:after="60"/>
-      </w:pPr>
-      <w:r>
-        <w:rPr>
-          <w:b/>
-          <w:color w:val="1A1C1D"/>
-          <w:sz w:val="32"/>
-        </w:rPr>
-        <w:t>Los seis hitos: qué decir de cada uno en dos minutos - diapositiva 7</w:t>
-      </w:r>
-    </w:p>
-    <w:p>
-      <w:r>
-        <w:rPr>
-          <w:b w:val="0"/>
-          <w:color w:val="4A4A49"/>
-          <w:sz w:val="22"/>
-        </w:rPr>
-        <w:t>Proyectado en la lamina «Por qué la disciplina nace de un fracaso y no de un invento (2/2)» (4 vinetas).</w:t>
-      </w:r>
-    </w:p>
-    <w:p>
-      <w:pPr>
-        <w:spacing w:before="200" w:after="60"/>
-      </w:pPr>
-      <w:r>
-        <w:rPr>
-          <w:b/>
-          <w:color w:val="1A1C1D"/>
-          <w:sz w:val="32"/>
-        </w:rPr>
-        <w:t>El método de lectura de un hito y por qué la cuarta pregunta es la que se califica - diapositivas 8 y 9</w:t>
-      </w:r>
-    </w:p>
-    <w:p>
-      <w:r>
-        <w:rPr>
-          <w:b w:val="0"/>
-          <w:color w:val="4A4A49"/>
-          <w:sz w:val="22"/>
-        </w:rPr>
-        <w:t>Proyectado en la lamina «Los seis hitos: qué decir de cada uno en dos minutos (1/3)» (5 vinetas).</w:t>
-      </w:r>
-    </w:p>
-    <w:p>
-      <w:pPr>
-        <w:pStyle w:val="ListBullet"/>
-      </w:pPr>
-      <w:r>
-        <w:rPr>
-          <w:b w:val="0"/>
-          <w:color w:val="4A4A49"/>
-          <w:sz w:val="22"/>
-        </w:rPr>
-        <w:t>La industria se quedó con el dibujo y tiró la advertencia.</w:t>
-      </w:r>
-    </w:p>
-    <w:p>
-      <w:pPr>
-        <w:pStyle w:val="ListBullet"/>
-      </w:pPr>
-      <w:r>
-        <w:rPr>
-          <w:b w:val="0"/>
-          <w:color w:val="4A4A49"/>
-          <w:sz w:val="22"/>
-        </w:rPr>
-        <w:t>Esa pregunta es el hilo de las Clases 4, 5 y 13.</w:t>
-      </w:r>
-    </w:p>
-    <w:p>
-      <w:pPr>
-        <w:spacing w:before="200" w:after="60"/>
-      </w:pPr>
-      <w:r>
-        <w:rPr>
-          <w:b/>
-          <w:color w:val="1A1C1D"/>
-          <w:sz w:val="32"/>
-        </w:rPr>
-        <w:t>El taller, la exposición y por qué las cinco líneas de tiempo se suman - diapositivas 21 y 22</w:t>
-      </w:r>
-    </w:p>
-    <w:p>
-      <w:r>
-        <w:rPr>
-          <w:b w:val="0"/>
-          <w:color w:val="4A4A49"/>
-          <w:sz w:val="22"/>
-        </w:rPr>
-        <w:t>Proyectado en la lamina «Los seis hitos: qué decir de cada uno en dos minutos (2/3)» (5 vinetas).</w:t>
-      </w:r>
-    </w:p>
-    <w:p>
-      <w:pPr>
-        <w:spacing w:before="200" w:after="60"/>
-      </w:pPr>
-      <w:r>
-        <w:rPr>
-          <w:b/>
-          <w:color w:val="1A1C1D"/>
-          <w:sz w:val="32"/>
-        </w:rPr>
-        <w:t>Referencias a diapositivas</w:t>
-      </w:r>
-    </w:p>
-    <w:p>
-      <w:r>
-        <w:rPr>
-          <w:b w:val="0"/>
-          <w:color w:val="4A4A49"/>
-          <w:sz w:val="22"/>
-        </w:rPr>
-        <w:t xml:space="preserve">Numeración real del deck </w:t>
-      </w:r>
-      <w:r>
-        <w:rPr>
-          <w:rFonts w:ascii="Consolas" w:hAnsi="Consolas"/>
-          <w:b w:val="0"/>
-          <w:color w:val="111111"/>
-          <w:sz w:val="21"/>
-        </w:rPr>
-        <w:t>Clases/Clase 2 - Historia y evolucion de la Ingenieria/Presentacion.pptx</w:t>
-      </w:r>
-      <w:r>
-        <w:rPr>
-          <w:b w:val="0"/>
-          <w:color w:val="4A4A49"/>
-          <w:sz w:val="22"/>
-        </w:rPr>
-        <w:t>. Las etiquetas [Slide N] del plan y las referencias del fundamento apuntan aquí.</w:t>
-      </w:r>
-    </w:p>
-    <w:p>
-      <w:pPr>
-        <w:pStyle w:val="ListNumber"/>
-      </w:pPr>
-      <w:r>
-        <w:rPr>
-          <w:b w:val="0"/>
-          <w:color w:val="4A4A49"/>
-          <w:sz w:val="22"/>
-        </w:rPr>
-        <w:t>Portada · Clase 2</w:t>
-      </w:r>
-    </w:p>
-    <w:p>
-      <w:pPr>
-        <w:pStyle w:val="ListNumber"/>
-      </w:pPr>
-      <w:r>
-        <w:rPr>
-          <w:b w:val="0"/>
-          <w:color w:val="4A4A49"/>
-          <w:sz w:val="22"/>
-        </w:rPr>
-        <w:t>Agenda de hoy (90 min)</w:t>
-      </w:r>
-    </w:p>
-    <w:p>
-      <w:pPr>
-        <w:pStyle w:val="ListNumber"/>
-      </w:pPr>
-      <w:r>
-        <w:rPr>
-          <w:b w:val="0"/>
-          <w:color w:val="4A4A49"/>
-          <w:sz w:val="22"/>
-        </w:rPr>
-        <w:t>Objetivos de la sesión</w:t>
-      </w:r>
-    </w:p>
-    <w:p>
-      <w:pPr>
-        <w:pStyle w:val="ListNumber"/>
-      </w:pPr>
-      <w:r>
-        <w:rPr>
-          <w:b w:val="0"/>
-          <w:color w:val="4A4A49"/>
-          <w:sz w:val="22"/>
-        </w:rPr>
-        <w:t>Pregunta de entrada</w:t>
-      </w:r>
-    </w:p>
-    <w:p>
-      <w:pPr>
-        <w:pStyle w:val="ListNumber"/>
-      </w:pPr>
-      <w:r>
-        <w:rPr>
-          <w:b w:val="0"/>
-          <w:color w:val="4A4A49"/>
-          <w:sz w:val="22"/>
-        </w:rPr>
-        <w:t>Cómo se cuenta la historia y cómo fue</w:t>
-      </w:r>
-    </w:p>
-    <w:p>
-      <w:pPr>
-        <w:pStyle w:val="ListNumber"/>
-      </w:pPr>
-      <w:r>
-        <w:rPr>
-          <w:b w:val="0"/>
-          <w:color w:val="4A4A49"/>
-          <w:sz w:val="22"/>
-        </w:rPr>
-        <w:t>Cuándo el problema dejó de ser la máquina</w:t>
-      </w:r>
-    </w:p>
-    <w:p>
-      <w:pPr>
-        <w:pStyle w:val="ListNumber"/>
-      </w:pPr>
-      <w:r>
-        <w:rPr>
-          <w:b w:val="0"/>
-          <w:color w:val="4A4A49"/>
-          <w:sz w:val="22"/>
-        </w:rPr>
-        <w:t>Seis hitos y el problema que atacaba cada uno</w:t>
-      </w:r>
-    </w:p>
-    <w:p>
-      <w:pPr>
-        <w:pStyle w:val="ListNumber"/>
-      </w:pPr>
-      <w:r>
-        <w:rPr>
-          <w:b w:val="0"/>
-          <w:color w:val="4A4A49"/>
-          <w:sz w:val="22"/>
-        </w:rPr>
-        <w:t>Cómo se lee un hito sin quedarse en la anécdota</w:t>
-      </w:r>
-    </w:p>
-    <w:p>
-      <w:pPr>
-        <w:pStyle w:val="ListNumber"/>
-      </w:pPr>
-      <w:r>
-        <w:rPr>
-          <w:b w:val="0"/>
-          <w:color w:val="4A4A49"/>
-          <w:sz w:val="22"/>
-        </w:rPr>
-        <w:t>Tres cosas que se repiten y son falsas</w:t>
-      </w:r>
-    </w:p>
-    <w:p>
-      <w:pPr>
-        <w:pStyle w:val="ListNumber"/>
-      </w:pPr>
-      <w:r>
-        <w:rPr>
-          <w:b w:val="0"/>
-          <w:color w:val="4A4A49"/>
-          <w:sz w:val="22"/>
-        </w:rPr>
-        <w:t>La pregunta de entrada y para qué sirve incomodar con una fecha</w:t>
-      </w:r>
-    </w:p>
-    <w:p>
-      <w:pPr>
-        <w:pStyle w:val="ListNumber"/>
-      </w:pPr>
-      <w:r>
-        <w:rPr>
-          <w:b w:val="0"/>
-          <w:color w:val="4A4A49"/>
-          <w:sz w:val="22"/>
-        </w:rPr>
-        <w:t>Por qué la disciplina nace de un fracaso y no de un invento (1/2)</w:t>
-      </w:r>
-    </w:p>
-    <w:p>
-      <w:pPr>
-        <w:pStyle w:val="ListNumber"/>
-      </w:pPr>
-      <w:r>
-        <w:rPr>
-          <w:b w:val="0"/>
-          <w:color w:val="4A4A49"/>
-          <w:sz w:val="22"/>
-        </w:rPr>
-        <w:t>Por qué la disciplina nace de un fracaso y no de un invento (2/2)</w:t>
-      </w:r>
-    </w:p>
-    <w:p>
-      <w:pPr>
-        <w:pStyle w:val="ListNumber"/>
-      </w:pPr>
-      <w:r>
-        <w:rPr>
-          <w:b w:val="0"/>
-          <w:color w:val="4A4A49"/>
-          <w:sz w:val="22"/>
-        </w:rPr>
-        <w:t>Los seis hitos: qué decir de cada uno en dos minutos (1/3)</w:t>
-      </w:r>
-    </w:p>
-    <w:p>
-      <w:pPr>
-        <w:pStyle w:val="ListNumber"/>
-      </w:pPr>
-      <w:r>
-        <w:rPr>
-          <w:b w:val="0"/>
-          <w:color w:val="4A4A49"/>
-          <w:sz w:val="22"/>
-        </w:rPr>
-        <w:t>Los seis hitos: qué decir de cada uno en dos minutos (2/3)</w:t>
-      </w:r>
-    </w:p>
-    <w:p>
-      <w:pPr>
-        <w:pStyle w:val="ListNumber"/>
-      </w:pPr>
-      <w:r>
-        <w:rPr>
-          <w:b w:val="0"/>
-          <w:color w:val="4A4A49"/>
-          <w:sz w:val="22"/>
-        </w:rPr>
-        <w:t>Los seis hitos: qué decir de cada uno en dos minutos (3/3)</w:t>
-      </w:r>
-    </w:p>
-    <w:p>
-      <w:pPr>
-        <w:pStyle w:val="ListNumber"/>
-      </w:pPr>
-      <w:r>
-        <w:rPr>
-          <w:b w:val="0"/>
-          <w:color w:val="4A4A49"/>
-          <w:sz w:val="22"/>
-        </w:rPr>
-        <w:t>El método de lectura de un hito y por qué la cuarta pregunta es la que se califica (1/2)</w:t>
-      </w:r>
-    </w:p>
-    <w:p>
-      <w:pPr>
-        <w:pStyle w:val="ListNumber"/>
-      </w:pPr>
-      <w:r>
-        <w:rPr>
-          <w:b w:val="0"/>
-          <w:color w:val="4A4A49"/>
-          <w:sz w:val="22"/>
-        </w:rPr>
-        <w:t>El método de lectura de un hito y por qué la cuarta pregunta es la que se califica (2/2)</w:t>
-      </w:r>
-    </w:p>
-    <w:p>
-      <w:pPr>
-        <w:pStyle w:val="ListNumber"/>
-      </w:pPr>
-      <w:r>
-        <w:rPr>
-          <w:b w:val="0"/>
-          <w:color w:val="4A4A49"/>
-          <w:sz w:val="22"/>
-        </w:rPr>
-        <w:t>El taller, la exposición y por qué las cinco líneas de tiempo se suman</w:t>
-      </w:r>
-    </w:p>
-    <w:p>
-      <w:pPr>
-        <w:pStyle w:val="ListNumber"/>
-      </w:pPr>
-      <w:r>
-        <w:rPr>
-          <w:b w:val="0"/>
-          <w:color w:val="4A4A49"/>
-          <w:sz w:val="22"/>
-        </w:rPr>
-        <w:t>Plantilla del entregable: los 5 bloques</w:t>
-      </w:r>
-    </w:p>
-    <w:p>
-      <w:pPr>
-        <w:pStyle w:val="ListNumber"/>
-      </w:pPr>
-      <w:r>
-        <w:rPr>
-          <w:b w:val="0"/>
-          <w:color w:val="4A4A49"/>
-          <w:sz w:val="22"/>
-        </w:rPr>
-        <w:t>Guion de la exposicion, con tiempos</w:t>
-      </w:r>
-    </w:p>
-    <w:p>
-      <w:pPr>
-        <w:pStyle w:val="ListNumber"/>
-      </w:pPr>
-      <w:r>
-        <w:rPr>
-          <w:b w:val="0"/>
-          <w:color w:val="4A4A49"/>
-          <w:sz w:val="22"/>
-        </w:rPr>
-        <w:t>Taller de hoy: Línea de tiempo del periodo</w:t>
-      </w:r>
-    </w:p>
-    <w:p>
-      <w:pPr>
-        <w:pStyle w:val="ListNumber"/>
-      </w:pPr>
-      <w:r>
-        <w:rPr>
-          <w:b w:val="0"/>
-          <w:color w:val="4A4A49"/>
-          <w:sz w:val="22"/>
-        </w:rPr>
-        <w:t>Cómo se expone en 3 minutos</w:t>
-      </w:r>
-    </w:p>
-    <w:p>
-      <w:pPr>
-        <w:pStyle w:val="ListNumber"/>
-      </w:pPr>
-      <w:r>
-        <w:rPr>
-          <w:b w:val="0"/>
-          <w:color w:val="4A4A49"/>
-          <w:sz w:val="22"/>
-        </w:rPr>
-        <w:t>Para la Clase 3</w:t>
-      </w:r>
-    </w:p>
-    <w:p>
-      <w:pPr>
-        <w:pStyle w:val="ListNumber"/>
-      </w:pPr>
-      <w:r>
-        <w:rPr>
-          <w:b w:val="0"/>
-          <w:color w:val="4A4A49"/>
-          <w:sz w:val="22"/>
-        </w:rPr>
-        <w:t>Cierre · Nos vemos en la sesión 3</w:t>
-      </w:r>
-    </w:p>
-    <w:p>
-      <w:pPr>
-        <w:spacing w:before="200" w:after="60"/>
-      </w:pPr>
-      <w:r>
-        <w:rPr>
-          <w:b/>
-          <w:color w:val="1A1C1D"/>
-          <w:sz w:val="32"/>
-        </w:rPr>
-        <w:t>Plan de clase minuto a minuto (90 min)</w:t>
+        <w:t>Desarrollo de la clase, minuto a minuto (90 min)</w:t>
       </w:r>
     </w:p>
     <w:p>
@@ -1225,7 +685,7 @@
           <w:color w:val="1A1C1D"/>
           <w:sz w:val="32"/>
         </w:rPr>
-        <w:t>00:10–00:55 · Teoría · [Slide 5][Slide 6][Slide 7][Slide 8][Slide 9]</w:t>
+        <w:t>00:10–00:55 · Teoría · [Slide 5][Slide 7][Slide 8][Slide 10][Slide 12]</w:t>
       </w:r>
     </w:p>
     <w:p>
@@ -1277,7 +737,7 @@
           <w:color w:val="4A4A49"/>
           <w:sz w:val="22"/>
         </w:rPr>
-        <w:t xml:space="preserve"> · Cuándo el problema dejó de ser la máquina [Slide 6]. Aquí va Garmisch 1968, que es el corazón de la clase. Al terminar, </w:t>
+        <w:t xml:space="preserve"> · Cuándo el problema dejó de ser la máquina [Slide 7]. Aquí va Garmisch 1968, que es el corazón de la clase. Al terminar, </w:t>
       </w:r>
       <w:r>
         <w:rPr>
@@ -1314,7 +774,7 @@
           <w:color w:val="4A4A49"/>
           <w:sz w:val="22"/>
         </w:rPr>
-        <w:t xml:space="preserve"> · Los seis hitos [Slide 7], unos dos minutos y medio por tarjeta. Si el tiempo aprieta, recorte 1945–1957 y 1991–2001, nunca 1968 ni 1975.</w:t>
+        <w:t xml:space="preserve"> · Los seis hitos [Slide 8], unos dos minutos y medio por tarjeta. Si el tiempo aprieta, recorte 1945–1957 y 1991–2001, nunca 1968 ni 1975.</w:t>
       </w:r>
     </w:p>
     <w:p>
@@ -1335,7 +795,7 @@
           <w:color w:val="4A4A49"/>
           <w:sz w:val="22"/>
         </w:rPr>
-        <w:t xml:space="preserve"> · Cómo se lee un hito [Slide 8]. Se dicta como método porque es lo que van a aplicar en 17 minutos.</w:t>
+        <w:t xml:space="preserve"> · Cómo se lee un hito [Slide 10]. Se dicta como método porque es lo que van a aplicar en 17 minutos.</w:t>
       </w:r>
     </w:p>
     <w:p>
@@ -1356,7 +816,7 @@
           <w:color w:val="4A4A49"/>
           <w:sz w:val="22"/>
         </w:rPr>
-        <w:t xml:space="preserve"> · Las tres cosas falsas [Slide 9].</w:t>
+        <w:t xml:space="preserve"> · Las tres cosas falsas [Slide 12].</w:t>
       </w:r>
     </w:p>
     <w:p>
@@ -1387,7 +847,7 @@
           <w:color w:val="1A1C1D"/>
           <w:sz w:val="32"/>
         </w:rPr>
-        <w:t>00:55–01:12 · Taller en salas de grupo · [Slide 10]</w:t>
+        <w:t>00:55–01:12 · Taller en salas de grupo · [Slide 13]</w:t>
       </w:r>
     </w:p>
     <w:p>
@@ -1504,7 +964,7 @@
           <w:color w:val="1A1C1D"/>
           <w:sz w:val="32"/>
         </w:rPr>
-        <w:t>01:12–01:27 · Exposiciones · [Slide 11]</w:t>
+        <w:t>01:12–01:27 · Exposiciones · [Slide 14]</w:t>
       </w:r>
     </w:p>
     <w:p>
@@ -1571,7 +1031,7 @@
           <w:color w:val="1A1C1D"/>
           <w:sz w:val="32"/>
         </w:rPr>
-        <w:t>01:27–01:30 · Cierre · [Slide 12][Slide 13]</w:t>
+        <w:t>01:27–01:30 · Cierre · [Slide 15][Slide 16]</w:t>
       </w:r>
     </w:p>
     <w:p>
@@ -1612,6 +1072,48 @@
     </w:p>
     <w:p>
       <w:pPr>
+        <w:ind w:left="432"/>
+        <w:shd w:val="clear" w:fill="F7F7F8"/>
+      </w:pPr>
+      <w:r>
+        <w:rPr>
+          <w:b/>
+          <w:i/>
+          <w:color w:val="4A4A49"/>
+          <w:sz w:val="21"/>
+        </w:rPr>
+        <w:t>Ejemplos resueltos</w:t>
+      </w:r>
+      <w:r>
+        <w:rPr>
+          <w:b w:val="0"/>
+          <w:i/>
+          <w:color w:val="4A4A49"/>
+          <w:sz w:val="21"/>
+        </w:rPr>
+        <w:t xml:space="preserve"> (láminas 6, 9, 11): cada uno va justo después de su concepto y se recorre </w:t>
+      </w:r>
+      <w:r>
+        <w:rPr>
+          <w:b/>
+          <w:i/>
+          <w:color w:val="4A4A49"/>
+          <w:sz w:val="21"/>
+        </w:rPr>
+        <w:t>dentro del tiempo de ese concepto</w:t>
+      </w:r>
+      <w:r>
+        <w:rPr>
+          <w:b w:val="0"/>
+          <w:i/>
+          <w:color w:val="4A4A49"/>
+          <w:sz w:val="21"/>
+        </w:rPr>
+        <w:t>, no aparte. Cómo recorrerlo está en sus notas del presentador.</w:t>
+      </w:r>
+    </w:p>
+    <w:p>
+      <w:pPr>
         <w:spacing w:before="200" w:after="60"/>
       </w:pPr>
       <w:r>
@@ -1620,7 +1122,255 @@
           <w:color w:val="1A1C1D"/>
           <w:sz w:val="32"/>
         </w:rPr>
-        <w:t>Errores frecuentes y cómo cortarlos en caliente</w:t>
+        <w:t>Mapa de láminas</w:t>
+      </w:r>
+    </w:p>
+    <w:p>
+      <w:r>
+        <w:rPr>
+          <w:b w:val="0"/>
+          <w:color w:val="4A4A49"/>
+          <w:sz w:val="22"/>
+        </w:rPr>
+        <w:t xml:space="preserve">Numeración real del deck </w:t>
+      </w:r>
+      <w:r>
+        <w:rPr>
+          <w:rFonts w:ascii="Consolas" w:hAnsi="Consolas"/>
+          <w:b w:val="0"/>
+          <w:color w:val="111111"/>
+          <w:sz w:val="21"/>
+        </w:rPr>
+        <w:t>Clases/Clase 2 - Historia y evolucion de la Ingenieria/Presentacion.pptx</w:t>
+      </w:r>
+      <w:r>
+        <w:rPr>
+          <w:b w:val="0"/>
+          <w:color w:val="4A4A49"/>
+          <w:sz w:val="22"/>
+        </w:rPr>
+        <w:t>. Las etiquetas [Slide N] del plan y las referencias del fundamento apuntan aquí.</w:t>
+      </w:r>
+    </w:p>
+    <w:p>
+      <w:pPr>
+        <w:pStyle w:val="ListNumber"/>
+      </w:pPr>
+      <w:r>
+        <w:rPr>
+          <w:b w:val="0"/>
+          <w:color w:val="4A4A49"/>
+          <w:sz w:val="22"/>
+        </w:rPr>
+        <w:t>Portada · Clase 2</w:t>
+      </w:r>
+    </w:p>
+    <w:p>
+      <w:pPr>
+        <w:pStyle w:val="ListNumber"/>
+      </w:pPr>
+      <w:r>
+        <w:rPr>
+          <w:b w:val="0"/>
+          <w:color w:val="4A4A49"/>
+          <w:sz w:val="22"/>
+        </w:rPr>
+        <w:t>Agenda de hoy (90 min)</w:t>
+      </w:r>
+    </w:p>
+    <w:p>
+      <w:pPr>
+        <w:pStyle w:val="ListNumber"/>
+      </w:pPr>
+      <w:r>
+        <w:rPr>
+          <w:b w:val="0"/>
+          <w:color w:val="4A4A49"/>
+          <w:sz w:val="22"/>
+        </w:rPr>
+        <w:t>Objetivos de la sesión</w:t>
+      </w:r>
+    </w:p>
+    <w:p>
+      <w:pPr>
+        <w:pStyle w:val="ListNumber"/>
+      </w:pPr>
+      <w:r>
+        <w:rPr>
+          <w:b w:val="0"/>
+          <w:color w:val="4A4A49"/>
+          <w:sz w:val="22"/>
+        </w:rPr>
+        <w:t>Pregunta de entrada</w:t>
+      </w:r>
+    </w:p>
+    <w:p>
+      <w:pPr>
+        <w:pStyle w:val="ListNumber"/>
+      </w:pPr>
+      <w:r>
+        <w:rPr>
+          <w:b w:val="0"/>
+          <w:color w:val="4A4A49"/>
+          <w:sz w:val="22"/>
+        </w:rPr>
+        <w:t>Cómo se cuenta la historia y cómo fue</w:t>
+      </w:r>
+    </w:p>
+    <w:p>
+      <w:pPr>
+        <w:pStyle w:val="ListNumber"/>
+      </w:pPr>
+      <w:r>
+        <w:rPr>
+          <w:b w:val="0"/>
+          <w:color w:val="4A4A49"/>
+          <w:sz w:val="22"/>
+        </w:rPr>
+        <w:t>Ejemplo: el mismo proyecto atrasado, en 1964 y en 2026</w:t>
+      </w:r>
+    </w:p>
+    <w:p>
+      <w:pPr>
+        <w:pStyle w:val="ListNumber"/>
+      </w:pPr>
+      <w:r>
+        <w:rPr>
+          <w:b w:val="0"/>
+          <w:color w:val="4A4A49"/>
+          <w:sz w:val="22"/>
+        </w:rPr>
+        <w:t>Cuándo el problema dejó de ser la máquina</w:t>
+      </w:r>
+    </w:p>
+    <w:p>
+      <w:pPr>
+        <w:pStyle w:val="ListNumber"/>
+      </w:pPr>
+      <w:r>
+        <w:rPr>
+          <w:b w:val="0"/>
+          <w:color w:val="4A4A49"/>
+          <w:sz w:val="22"/>
+        </w:rPr>
+        <w:t>Seis hitos y el problema que atacaba cada uno</w:t>
+      </w:r>
+    </w:p>
+    <w:p>
+      <w:pPr>
+        <w:pStyle w:val="ListNumber"/>
+      </w:pPr>
+      <w:r>
+        <w:rPr>
+          <w:b w:val="0"/>
+          <w:color w:val="4A4A49"/>
+          <w:sz w:val="22"/>
+        </w:rPr>
+        <w:t>Ejemplo: la ley de Brooks, con números</w:t>
+      </w:r>
+    </w:p>
+    <w:p>
+      <w:pPr>
+        <w:pStyle w:val="ListNumber"/>
+      </w:pPr>
+      <w:r>
+        <w:rPr>
+          <w:b w:val="0"/>
+          <w:color w:val="4A4A49"/>
+          <w:sz w:val="22"/>
+        </w:rPr>
+        <w:t>Cómo se lee un hito sin quedarse en la anécdota</w:t>
+      </w:r>
+    </w:p>
+    <w:p>
+      <w:pPr>
+        <w:pStyle w:val="ListNumber"/>
+      </w:pPr>
+      <w:r>
+        <w:rPr>
+          <w:b w:val="0"/>
+          <w:color w:val="4A4A49"/>
+          <w:sz w:val="22"/>
+        </w:rPr>
+        <w:t>Ejemplo resuelto: el hito de 1975, con las cuatro preguntas</w:t>
+      </w:r>
+    </w:p>
+    <w:p>
+      <w:pPr>
+        <w:pStyle w:val="ListNumber"/>
+      </w:pPr>
+      <w:r>
+        <w:rPr>
+          <w:b w:val="0"/>
+          <w:color w:val="4A4A49"/>
+          <w:sz w:val="22"/>
+        </w:rPr>
+        <w:t>Tres cosas que se repiten y son falsas</w:t>
+      </w:r>
+    </w:p>
+    <w:p>
+      <w:pPr>
+        <w:pStyle w:val="ListNumber"/>
+      </w:pPr>
+      <w:r>
+        <w:rPr>
+          <w:b w:val="0"/>
+          <w:color w:val="4A4A49"/>
+          <w:sz w:val="22"/>
+        </w:rPr>
+        <w:t>Taller de hoy: Línea de tiempo del periodo</w:t>
+      </w:r>
+    </w:p>
+    <w:p>
+      <w:pPr>
+        <w:pStyle w:val="ListNumber"/>
+      </w:pPr>
+      <w:r>
+        <w:rPr>
+          <w:b w:val="0"/>
+          <w:color w:val="4A4A49"/>
+          <w:sz w:val="22"/>
+        </w:rPr>
+        <w:t>Cómo se expone en 3 minutos</w:t>
+      </w:r>
+    </w:p>
+    <w:p>
+      <w:pPr>
+        <w:pStyle w:val="ListNumber"/>
+      </w:pPr>
+      <w:r>
+        <w:rPr>
+          <w:b w:val="0"/>
+          <w:color w:val="4A4A49"/>
+          <w:sz w:val="22"/>
+        </w:rPr>
+        <w:t>Para la Clase 3</w:t>
+      </w:r>
+    </w:p>
+    <w:p>
+      <w:pPr>
+        <w:pStyle w:val="ListNumber"/>
+      </w:pPr>
+      <w:r>
+        <w:rPr>
+          <w:b w:val="0"/>
+          <w:color w:val="4A4A49"/>
+          <w:sz w:val="22"/>
+        </w:rPr>
+        <w:t>Cierre · Nos vemos en la sesión 3</w:t>
+      </w:r>
+    </w:p>
+    <w:p>
+      <w:pPr>
+        <w:spacing w:before="200" w:after="60"/>
+      </w:pPr>
+      <w:r>
+        <w:rPr>
+          <w:b/>
+          <w:color w:val="1A1C1D"/>
+          <w:sz w:val="32"/>
+        </w:rPr>
+        <w:t>Si pasa esto en clase</w:t>
       </w:r>
     </w:p>
     <w:tbl>
@@ -1967,7 +1717,7 @@
           <w:color w:val="1A1C1D"/>
           <w:sz w:val="32"/>
         </w:rPr>
-        <w:t>Dudas frecuentes del estudiante</w:t>
+        <w:t>Preguntas que suelen hacer</w:t>
       </w:r>
     </w:p>
     <w:p>
@@ -2076,7 +1826,7 @@
           <w:color w:val="1A1C1D"/>
           <w:sz w:val="32"/>
         </w:rPr>
-        <w:t>Notas operativas</w:t>
+        <w:t>Antes de empezar</w:t>
       </w:r>
     </w:p>
     <w:p>

--- a/Introduccion a la Ingenieria/Kit docente/Clase 2/Guion Docente Clase 2 - Historia y evolucion de la Ingenieria.docx
+++ b/Introduccion a la Ingenieria/Kit docente/Clase 2/Guion Docente Clase 2 - Historia y evolucion de la Ingenieria.docx
@@ -585,7 +585,7 @@
           <w:color w:val="4A4A49"/>
           <w:sz w:val="22"/>
         </w:rPr>
-        <w:t xml:space="preserve"> → diapositivas 13 y 14</w:t>
+        <w:t xml:space="preserve"> → sin lámina: es la actividad, su guía está en la carpeta de la clase</w:t>
       </w:r>
     </w:p>
     <w:p>
@@ -847,7 +847,7 @@
           <w:color w:val="1A1C1D"/>
           <w:sz w:val="32"/>
         </w:rPr>
-        <w:t>00:55–01:12 · Taller en salas de grupo · [Slide 13]</w:t>
+        <w:t>00:55–01:12 · Taller en salas de grupo · [fuera del deck · guía del taller en la carpeta]</w:t>
       </w:r>
     </w:p>
     <w:p>
@@ -964,7 +964,7 @@
           <w:color w:val="1A1C1D"/>
           <w:sz w:val="32"/>
         </w:rPr>
-        <w:t>01:12–01:27 · Exposiciones · [Slide 14]</w:t>
+        <w:t>01:12–01:27 · Exposiciones · [fuera del deck · guía del taller en la carpeta]</w:t>
       </w:r>
     </w:p>
     <w:p>
@@ -1031,7 +1031,7 @@
           <w:color w:val="1A1C1D"/>
           <w:sz w:val="32"/>
         </w:rPr>
-        <w:t>01:27–01:30 · Cierre · [Slide 15][Slide 16]</w:t>
+        <w:t>01:27–01:30 · Cierre · [fuera del deck · guía del taller en la carpeta][Slide 13]</w:t>
       </w:r>
     </w:p>
     <w:p>
@@ -1306,45 +1306,6 @@
           <w:sz w:val="22"/>
         </w:rPr>
         <w:t>Tres cosas que se repiten y son falsas</w:t>
-      </w:r>
-    </w:p>
-    <w:p>
-      <w:pPr>
-        <w:pStyle w:val="ListNumber"/>
-      </w:pPr>
-      <w:r>
-        <w:rPr>
-          <w:b w:val="0"/>
-          <w:color w:val="4A4A49"/>
-          <w:sz w:val="22"/>
-        </w:rPr>
-        <w:t>Taller de hoy: Línea de tiempo del periodo</w:t>
-      </w:r>
-    </w:p>
-    <w:p>
-      <w:pPr>
-        <w:pStyle w:val="ListNumber"/>
-      </w:pPr>
-      <w:r>
-        <w:rPr>
-          <w:b w:val="0"/>
-          <w:color w:val="4A4A49"/>
-          <w:sz w:val="22"/>
-        </w:rPr>
-        <w:t>Cómo se expone en 3 minutos</w:t>
-      </w:r>
-    </w:p>
-    <w:p>
-      <w:pPr>
-        <w:pStyle w:val="ListNumber"/>
-      </w:pPr>
-      <w:r>
-        <w:rPr>
-          <w:b w:val="0"/>
-          <w:color w:val="4A4A49"/>
-          <w:sz w:val="22"/>
-        </w:rPr>
-        <w:t>Para la Clase 3</w:t>
       </w:r>
     </w:p>
     <w:p>
